--- a/rapports/2026-06-04/EQ27/EQ27_enq2_v2/DR_092203050027/49-50-95-73.docx
+++ b/rapports/2026-06-04/EQ27/EQ27_enq2_v2/DR_092203050027/49-50-95-73.docx
@@ -454,7 +454,7 @@
                 <w:color w:val="16A34A"/>
                 <w:sz w:val="16"/>
               </w:rPr>
-              <w:t>—</w:t>
+              <w:t>s01q25, s01q30, s04q23, s01q00b, s01q30_decode, s04q23_decode</w:t>
             </w:r>
           </w:p>
         </w:tc>
@@ -544,7 +544,7 @@
                 <w:color w:val="16A34A"/>
                 <w:sz w:val="16"/>
               </w:rPr>
-              <w:t>—</w:t>
+              <w:t>s01q32, s01q37, s04q23, s01q00b, s01q37_decode, s04q23_decode</w:t>
             </w:r>
           </w:p>
         </w:tc>
@@ -634,7 +634,7 @@
                 <w:color w:val="16A34A"/>
                 <w:sz w:val="16"/>
               </w:rPr>
-              <w:t>—</w:t>
+              <w:t>s01q32, s01q37, s04q23, s01q00b, s01q37_decode, s04q23_decode</w:t>
             </w:r>
           </w:p>
         </w:tc>
@@ -724,7 +724,7 @@
                 <w:color w:val="16A34A"/>
                 <w:sz w:val="16"/>
               </w:rPr>
-              <w:t>—</w:t>
+              <w:t>s01q03c, s01q04a, s01q00b</w:t>
             </w:r>
           </w:p>
         </w:tc>
@@ -814,7 +814,7 @@
                 <w:color w:val="16A34A"/>
                 <w:sz w:val="16"/>
               </w:rPr>
-              <w:t>—</w:t>
+              <w:t>s01q03c, s01q04a, s01q00b</w:t>
             </w:r>
           </w:p>
         </w:tc>
@@ -904,7 +904,7 @@
                 <w:color w:val="16A34A"/>
                 <w:sz w:val="16"/>
               </w:rPr>
-              <w:t>—</w:t>
+              <w:t>s01q03c, s01q04a, s01q00b</w:t>
             </w:r>
           </w:p>
         </w:tc>
@@ -994,7 +994,7 @@
                 <w:color w:val="16A34A"/>
                 <w:sz w:val="16"/>
               </w:rPr>
-              <w:t>—</w:t>
+              <w:t>s01q03c, s01q04a, s01q00b</w:t>
             </w:r>
           </w:p>
         </w:tc>
@@ -1084,7 +1084,7 @@
                 <w:color w:val="16A34A"/>
                 <w:sz w:val="16"/>
               </w:rPr>
-              <w:t>—</w:t>
+              <w:t>s01q25, s01q30, s04q23, s01q00b, s01q30_decode, s04q23_decode</w:t>
             </w:r>
           </w:p>
         </w:tc>
@@ -1174,7 +1174,7 @@
                 <w:color w:val="16A34A"/>
                 <w:sz w:val="16"/>
               </w:rPr>
-              <w:t>—</w:t>
+              <w:t>s01q32, s01q37, s04q23, s01q00b, s01q37_decode, s04q23_decode</w:t>
             </w:r>
           </w:p>
         </w:tc>
@@ -1264,7 +1264,7 @@
                 <w:color w:val="16A34A"/>
                 <w:sz w:val="16"/>
               </w:rPr>
-              <w:t>—</w:t>
+              <w:t>s01q03c, s01q04a, s01q00b</w:t>
             </w:r>
           </w:p>
         </w:tc>
@@ -1354,7 +1354,7 @@
                 <w:color w:val="16A34A"/>
                 <w:sz w:val="16"/>
               </w:rPr>
-              <w:t>—</w:t>
+              <w:t>s01q03c, s01q04a, s01q00b</w:t>
             </w:r>
           </w:p>
         </w:tc>
@@ -1444,7 +1444,7 @@
                 <w:color w:val="16A34A"/>
                 <w:sz w:val="16"/>
               </w:rPr>
-              <w:t>—</w:t>
+              <w:t>s01q03c, s01q04a, s01q00b</w:t>
             </w:r>
           </w:p>
         </w:tc>
@@ -1534,7 +1534,7 @@
                 <w:color w:val="16A34A"/>
                 <w:sz w:val="16"/>
               </w:rPr>
-              <w:t>—</w:t>
+              <w:t>s01q32, s01q37, s04q23, s01q00b, s01q37_decode, s04q23_decode</w:t>
             </w:r>
           </w:p>
         </w:tc>
@@ -1624,7 +1624,7 @@
                 <w:color w:val="16A34A"/>
                 <w:sz w:val="16"/>
               </w:rPr>
-              <w:t>—</w:t>
+              <w:t>s01q03c, s01q04a, s01q00b</w:t>
             </w:r>
           </w:p>
         </w:tc>
@@ -1714,7 +1714,7 @@
                 <w:color w:val="16A34A"/>
                 <w:sz w:val="16"/>
               </w:rPr>
-              <w:t>—</w:t>
+              <w:t>s01q32, s01q37, s04q23, s01q00b, s01q37_decode, s04q23_decode</w:t>
             </w:r>
           </w:p>
         </w:tc>
@@ -1804,7 +1804,7 @@
                 <w:color w:val="16A34A"/>
                 <w:sz w:val="16"/>
               </w:rPr>
-              <w:t>—</w:t>
+              <w:t>s01q03c, s01q04a, s01q00b</w:t>
             </w:r>
           </w:p>
         </w:tc>
@@ -1894,7 +1894,7 @@
                 <w:color w:val="16A34A"/>
                 <w:sz w:val="16"/>
               </w:rPr>
-              <w:t>—</w:t>
+              <w:t>s01q03c, s01q04a, s01q00b</w:t>
             </w:r>
           </w:p>
         </w:tc>
@@ -1984,7 +1984,7 @@
                 <w:color w:val="16A34A"/>
                 <w:sz w:val="16"/>
               </w:rPr>
-              <w:t>—</w:t>
+              <w:t>s01q03c, s01q04a, s01q00b</w:t>
             </w:r>
           </w:p>
         </w:tc>
@@ -2074,7 +2074,7 @@
                 <w:color w:val="16A34A"/>
                 <w:sz w:val="16"/>
               </w:rPr>
-              <w:t>—</w:t>
+              <w:t>s01q03c, s01q04a, s01q00b</w:t>
             </w:r>
           </w:p>
         </w:tc>
@@ -2164,7 +2164,7 @@
                 <w:color w:val="16A34A"/>
                 <w:sz w:val="16"/>
               </w:rPr>
-              <w:t>—</w:t>
+              <w:t>s01q32, s01q37, s04q23, s01q00b, s01q37_decode, s04q23_decode</w:t>
             </w:r>
           </w:p>
         </w:tc>
@@ -2254,7 +2254,7 @@
                 <w:color w:val="16A34A"/>
                 <w:sz w:val="16"/>
               </w:rPr>
-              <w:t>—</w:t>
+              <w:t>s00q29</w:t>
             </w:r>
           </w:p>
         </w:tc>
@@ -2434,7 +2434,7 @@
                 <w:color w:val="16A34A"/>
                 <w:sz w:val="16"/>
               </w:rPr>
-              <w:t>—</w:t>
+              <w:t>s00q27</w:t>
             </w:r>
           </w:p>
         </w:tc>
@@ -2884,7 +2884,7 @@
                 <w:color w:val="16A34A"/>
                 <w:sz w:val="16"/>
               </w:rPr>
-              <w:t>—</w:t>
+              <w:t>s00q27, s01q03a, s01q03b, s01q03c, s01q00b</w:t>
             </w:r>
           </w:p>
         </w:tc>
@@ -2974,7 +2974,7 @@
                 <w:color w:val="16A34A"/>
                 <w:sz w:val="16"/>
               </w:rPr>
-              <w:t>—</w:t>
+              <w:t>s00q27, s01q03a, s01q03b, s01q03c, s01q00b</w:t>
             </w:r>
           </w:p>
         </w:tc>
@@ -3064,7 +3064,7 @@
                 <w:color w:val="16A34A"/>
                 <w:sz w:val="16"/>
               </w:rPr>
-              <w:t>—</w:t>
+              <w:t>s00q27, s01q03a, s01q03b, s01q03c, s01q00b</w:t>
             </w:r>
           </w:p>
         </w:tc>
@@ -3154,7 +3154,7 @@
                 <w:color w:val="16A34A"/>
                 <w:sz w:val="16"/>
               </w:rPr>
-              <w:t>—</w:t>
+              <w:t>s00q27, s01q03a, s01q03b, s01q03c, s01q00b</w:t>
             </w:r>
           </w:p>
         </w:tc>
@@ -3334,7 +3334,7 @@
                 <w:color w:val="16A34A"/>
                 <w:sz w:val="16"/>
               </w:rPr>
-              <w:t>—</w:t>
+              <w:t>s00q27, s01q03a, s01q03b, s01q03c, s01q00b</w:t>
             </w:r>
           </w:p>
         </w:tc>
@@ -3424,7 +3424,7 @@
                 <w:color w:val="16A34A"/>
                 <w:sz w:val="16"/>
               </w:rPr>
-              <w:t>—</w:t>
+              <w:t>s00q27, s01q03a, s01q03b, s01q03c, s01q00b</w:t>
             </w:r>
           </w:p>
         </w:tc>
@@ -3604,7 +3604,7 @@
                 <w:color w:val="16A34A"/>
                 <w:sz w:val="16"/>
               </w:rPr>
-              <w:t>—</w:t>
+              <w:t>s00q27, s01q03a, s01q03b, s01q03c, s01q00b</w:t>
             </w:r>
           </w:p>
         </w:tc>
@@ -3784,7 +3784,7 @@
                 <w:color w:val="16A34A"/>
                 <w:sz w:val="16"/>
               </w:rPr>
-              <w:t>—</w:t>
+              <w:t>s00q27, s01q03a, s01q03b, s01q03c, s01q00b</w:t>
             </w:r>
           </w:p>
         </w:tc>
@@ -3964,7 +3964,7 @@
                 <w:color w:val="16A34A"/>
                 <w:sz w:val="16"/>
               </w:rPr>
-              <w:t>—</w:t>
+              <w:t>s00q27, s01q03a, s01q03b, s01q03c, s01q00b</w:t>
             </w:r>
           </w:p>
         </w:tc>
@@ -4144,7 +4144,7 @@
                 <w:color w:val="16A34A"/>
                 <w:sz w:val="16"/>
               </w:rPr>
-              <w:t>—</w:t>
+              <w:t>s00q27, s01q03a, s01q03b, s01q03c, s01q00b</w:t>
             </w:r>
           </w:p>
         </w:tc>
@@ -4234,7 +4234,7 @@
                 <w:color w:val="16A34A"/>
                 <w:sz w:val="16"/>
               </w:rPr>
-              <w:t>—</w:t>
+              <w:t>s00q27, s01q03a, s01q03b, s01q03c, s01q00b</w:t>
             </w:r>
           </w:p>
         </w:tc>
@@ -4414,7 +4414,7 @@
                 <w:color w:val="16A34A"/>
                 <w:sz w:val="16"/>
               </w:rPr>
-              <w:t>—</w:t>
+              <w:t>s00q27, s01q03a, s01q03b, s01q03c, s01q00b</w:t>
             </w:r>
           </w:p>
         </w:tc>
@@ -4594,7 +4594,7 @@
                 <w:color w:val="16A34A"/>
                 <w:sz w:val="16"/>
               </w:rPr>
-              <w:t>—</w:t>
+              <w:t>s00q27, s01q03a, s01q03b, s01q03c, s01q00b</w:t>
             </w:r>
           </w:p>
         </w:tc>
@@ -4684,7 +4684,7 @@
                 <w:color w:val="16A34A"/>
                 <w:sz w:val="16"/>
               </w:rPr>
-              <w:t>—</w:t>
+              <w:t>s01q25, s01q29, s01q30, s04q46, s01q00b</w:t>
             </w:r>
           </w:p>
         </w:tc>
@@ -4774,7 +4774,7 @@
                 <w:color w:val="16A34A"/>
                 <w:sz w:val="16"/>
               </w:rPr>
-              <w:t>—</w:t>
+              <w:t>s01q25, s01q29, s01q30, s04q46, s01q00b</w:t>
             </w:r>
           </w:p>
         </w:tc>
@@ -4864,7 +4864,7 @@
                 <w:color w:val="16A34A"/>
                 <w:sz w:val="16"/>
               </w:rPr>
-              <w:t>—</w:t>
+              <w:t>s01q25, s01q29, s01q30, s04q46, s01q00b</w:t>
             </w:r>
           </w:p>
         </w:tc>
@@ -4954,7 +4954,7 @@
                 <w:color w:val="16A34A"/>
                 <w:sz w:val="16"/>
               </w:rPr>
-              <w:t>—</w:t>
+              <w:t>s01q25, s01q29, s01q30, s04q46, s01q00b</w:t>
             </w:r>
           </w:p>
         </w:tc>
@@ -5044,7 +5044,7 @@
                 <w:color w:val="16A34A"/>
                 <w:sz w:val="16"/>
               </w:rPr>
-              <w:t>—</w:t>
+              <w:t>s01q25, s01q29, s01q30, s04q46, s01q00b</w:t>
             </w:r>
           </w:p>
         </w:tc>
@@ -5134,7 +5134,7 @@
                 <w:color w:val="16A34A"/>
                 <w:sz w:val="16"/>
               </w:rPr>
-              <w:t>—</w:t>
+              <w:t>s01q25, s01q29, s01q30, s04q46, s01q00b</w:t>
             </w:r>
           </w:p>
         </w:tc>
@@ -5224,7 +5224,7 @@
                 <w:color w:val="16A34A"/>
                 <w:sz w:val="16"/>
               </w:rPr>
-              <w:t>—</w:t>
+              <w:t>s01q25, s01q29, s01q30, s04q46, s01q00b</w:t>
             </w:r>
           </w:p>
         </w:tc>
@@ -5314,7 +5314,7 @@
                 <w:color w:val="16A34A"/>
                 <w:sz w:val="16"/>
               </w:rPr>
-              <w:t>—</w:t>
+              <w:t>s01q25, s01q29, s01q30, s04q46, s01q00b</w:t>
             </w:r>
           </w:p>
         </w:tc>
@@ -5404,7 +5404,7 @@
                 <w:color w:val="16A34A"/>
                 <w:sz w:val="16"/>
               </w:rPr>
-              <w:t>—</w:t>
+              <w:t>s01q25, s01q29, s01q30, s04q46, s01q00b</w:t>
             </w:r>
           </w:p>
         </w:tc>
@@ -5494,7 +5494,7 @@
                 <w:color w:val="16A34A"/>
                 <w:sz w:val="16"/>
               </w:rPr>
-              <w:t>—</w:t>
+              <w:t>s01q25, s01q29, s01q30, s04q46, s01q00b</w:t>
             </w:r>
           </w:p>
         </w:tc>
@@ -5584,7 +5584,7 @@
                 <w:color w:val="16A34A"/>
                 <w:sz w:val="16"/>
               </w:rPr>
-              <w:t>—</w:t>
+              <w:t>s01q25, s01q29, s01q30, s04q46, s01q00b</w:t>
             </w:r>
           </w:p>
         </w:tc>
@@ -5674,7 +5674,7 @@
                 <w:color w:val="16A34A"/>
                 <w:sz w:val="16"/>
               </w:rPr>
-              <w:t>—</w:t>
+              <w:t>s01q25, s01q29, s01q30, s04q46, s01q00b</w:t>
             </w:r>
           </w:p>
         </w:tc>
@@ -5764,7 +5764,7 @@
                 <w:color w:val="16A34A"/>
                 <w:sz w:val="16"/>
               </w:rPr>
-              <w:t>—</w:t>
+              <w:t>s01q25, s01q29, s01q30, s04q46, s01q00b</w:t>
             </w:r>
           </w:p>
         </w:tc>
@@ -5854,7 +5854,7 @@
                 <w:color w:val="16A34A"/>
                 <w:sz w:val="16"/>
               </w:rPr>
-              <w:t>—</w:t>
+              <w:t>s01q25, s01q29, s01q30, s04q46, s01q00b</w:t>
             </w:r>
           </w:p>
         </w:tc>
@@ -6394,7 +6394,7 @@
                 <w:color w:val="16A34A"/>
                 <w:sz w:val="16"/>
               </w:rPr>
-              <w:t>—</w:t>
+              <w:t>s01q63, s00q04, s02q25, s01q00b, s02q17_2, s02q15_2</w:t>
             </w:r>
           </w:p>
         </w:tc>
@@ -6484,7 +6484,7 @@
                 <w:color w:val="16A34A"/>
                 <w:sz w:val="16"/>
               </w:rPr>
-              <w:t>—</w:t>
+              <w:t>s01q02, s01q12, s01q13, s02q03__2, s03q01, s01q00b</w:t>
             </w:r>
           </w:p>
         </w:tc>
@@ -6574,7 +6574,7 @@
                 <w:color w:val="16A34A"/>
                 <w:sz w:val="16"/>
               </w:rPr>
-              <w:t>—</w:t>
+              <w:t>s01q63, s00q04, s02q25, s04q17, s04q21, s01q00b, s01q29_1</w:t>
             </w:r>
           </w:p>
         </w:tc>
@@ -6754,7 +6754,7 @@
                 <w:color w:val="16A34A"/>
                 <w:sz w:val="16"/>
               </w:rPr>
-              <w:t>—</w:t>
+              <w:t>s00q04, s01q41, s02q14, s01q00b</w:t>
             </w:r>
           </w:p>
         </w:tc>
@@ -6844,7 +6844,7 @@
                 <w:color w:val="16A34A"/>
                 <w:sz w:val="16"/>
               </w:rPr>
-              <w:t>—</w:t>
+              <w:t>s00q04, s01q41, s02q14, s01q00b</w:t>
             </w:r>
           </w:p>
         </w:tc>
@@ -6934,7 +6934,7 @@
                 <w:color w:val="16A34A"/>
                 <w:sz w:val="16"/>
               </w:rPr>
-              <w:t>—</w:t>
+              <w:t>s00q04, s01q41, s02q14, s01q00b</w:t>
             </w:r>
           </w:p>
         </w:tc>
@@ -7024,7 +7024,7 @@
                 <w:color w:val="16A34A"/>
                 <w:sz w:val="16"/>
               </w:rPr>
-              <w:t>—</w:t>
+              <w:t>s00q04, s01q41, s02q14, s01q00b</w:t>
             </w:r>
           </w:p>
         </w:tc>
@@ -7114,7 +7114,7 @@
                 <w:color w:val="16A34A"/>
                 <w:sz w:val="16"/>
               </w:rPr>
-              <w:t>—</w:t>
+              <w:t>s00q04, s01q41, s02q14, s01q00b</w:t>
             </w:r>
           </w:p>
         </w:tc>
@@ -7204,7 +7204,7 @@
                 <w:color w:val="16A34A"/>
                 <w:sz w:val="16"/>
               </w:rPr>
-              <w:t>—</w:t>
+              <w:t>s00q04, s01q41, s02q14, s01q00b</w:t>
             </w:r>
           </w:p>
         </w:tc>
@@ -7474,7 +7474,7 @@
                 <w:color w:val="16A34A"/>
                 <w:sz w:val="16"/>
               </w:rPr>
-              <w:t>—</w:t>
+              <w:t>s00q04, s01q41, s02q14, s01q00b</w:t>
             </w:r>
           </w:p>
         </w:tc>
@@ -7834,7 +7834,7 @@
                 <w:color w:val="16A34A"/>
                 <w:sz w:val="16"/>
               </w:rPr>
-              <w:t>—</w:t>
+              <w:t>s01q47__1, s01q47__2, s01q47__3, s01q47__4, s01q47__5, s01q47__6, s01q47__7, s02q15</w:t>
             </w:r>
           </w:p>
         </w:tc>
@@ -8104,7 +8104,7 @@
                 <w:color w:val="16A34A"/>
                 <w:sz w:val="16"/>
               </w:rPr>
-              <w:t>—</w:t>
+              <w:t>s00q10, s01q35, s01q36, s01q37, s02q04, s02q15, s03q31, s04q22</w:t>
             </w:r>
           </w:p>
         </w:tc>
@@ -8374,7 +8374,7 @@
                 <w:color w:val="16A34A"/>
                 <w:sz w:val="16"/>
               </w:rPr>
-              <w:t>—</w:t>
+              <w:t>s00q04, s01q41, s02q14, s01q00b</w:t>
             </w:r>
           </w:p>
         </w:tc>
@@ -8554,7 +8554,7 @@
                 <w:color w:val="16A34A"/>
                 <w:sz w:val="16"/>
               </w:rPr>
-              <w:t>—</w:t>
+              <w:t>s00q04, s01q41, s02q14, s01q00b</w:t>
             </w:r>
           </w:p>
         </w:tc>
@@ -8734,7 +8734,7 @@
                 <w:color w:val="16A34A"/>
                 <w:sz w:val="16"/>
               </w:rPr>
-              <w:t>—</w:t>
+              <w:t>s00q04, s01q41, s02q14, s01q00b</w:t>
             </w:r>
           </w:p>
         </w:tc>
@@ -8914,7 +8914,7 @@
                 <w:color w:val="16A34A"/>
                 <w:sz w:val="16"/>
               </w:rPr>
-              <w:t>—</w:t>
+              <w:t>s00q04, s01q41, s02q14, s01q00b</w:t>
             </w:r>
           </w:p>
         </w:tc>
@@ -9094,7 +9094,7 @@
                 <w:color w:val="16A34A"/>
                 <w:sz w:val="16"/>
               </w:rPr>
-              <w:t>—</w:t>
+              <w:t>s00q04, s01q41, s02q14, s01q00b</w:t>
             </w:r>
           </w:p>
         </w:tc>
@@ -9274,7 +9274,7 @@
                 <w:color w:val="16A34A"/>
                 <w:sz w:val="16"/>
               </w:rPr>
-              <w:t>—</w:t>
+              <w:t>s00q04, s01q41, s02q14, s01q00b</w:t>
             </w:r>
           </w:p>
         </w:tc>
@@ -9454,7 +9454,7 @@
                 <w:color w:val="16A34A"/>
                 <w:sz w:val="16"/>
               </w:rPr>
-              <w:t>—</w:t>
+              <w:t>s00q04, s01q41, s02q14, s01q00b</w:t>
             </w:r>
           </w:p>
         </w:tc>
@@ -9634,7 +9634,7 @@
                 <w:color w:val="16A34A"/>
                 <w:sz w:val="16"/>
               </w:rPr>
-              <w:t>—</w:t>
+              <w:t>s00q04, s01q41, s02q14, s01q00b</w:t>
             </w:r>
           </w:p>
         </w:tc>
@@ -9814,7 +9814,7 @@
                 <w:color w:val="16A34A"/>
                 <w:sz w:val="16"/>
               </w:rPr>
-              <w:t>—</w:t>
+              <w:t>s00q04, s01q41, s02q14, s01q00b</w:t>
             </w:r>
           </w:p>
         </w:tc>
@@ -9994,7 +9994,7 @@
                 <w:color w:val="16A34A"/>
                 <w:sz w:val="16"/>
               </w:rPr>
-              <w:t>—</w:t>
+              <w:t>s00q04, s01q41, s02q14, s01q00b</w:t>
             </w:r>
           </w:p>
         </w:tc>
@@ -10174,7 +10174,7 @@
                 <w:color w:val="16A34A"/>
                 <w:sz w:val="16"/>
               </w:rPr>
-              <w:t>—</w:t>
+              <w:t>s00q04, s01q41, s02q14, s01q00b</w:t>
             </w:r>
           </w:p>
         </w:tc>
@@ -10354,7 +10354,7 @@
                 <w:color w:val="16A34A"/>
                 <w:sz w:val="16"/>
               </w:rPr>
-              <w:t>—</w:t>
+              <w:t>s00q04, s01q41, s02q14, s01q00b</w:t>
             </w:r>
           </w:p>
         </w:tc>
@@ -10534,7 +10534,7 @@
                 <w:color w:val="16A34A"/>
                 <w:sz w:val="16"/>
               </w:rPr>
-              <w:t>—</w:t>
+              <w:t>s00q04, s01q41, s02q14, s01q00b</w:t>
             </w:r>
           </w:p>
         </w:tc>
@@ -10714,7 +10714,7 @@
                 <w:color w:val="16A34A"/>
                 <w:sz w:val="16"/>
               </w:rPr>
-              <w:t>—</w:t>
+              <w:t>s00q04, s01q41, s02q14, s01q00b</w:t>
             </w:r>
           </w:p>
         </w:tc>
@@ -10894,7 +10894,7 @@
                 <w:color w:val="16A34A"/>
                 <w:sz w:val="16"/>
               </w:rPr>
-              <w:t>—</w:t>
+              <w:t>s00q04, s01q41, s02q14, s01q00b</w:t>
             </w:r>
           </w:p>
         </w:tc>
@@ -12334,7 +12334,7 @@
                 <w:color w:val="16A34A"/>
                 <w:sz w:val="16"/>
               </w:rPr>
-              <w:t>—</w:t>
+              <w:t>s01q23, s01q00b, s01q23_autre</w:t>
             </w:r>
           </w:p>
         </w:tc>
@@ -14584,7 +14584,7 @@
                 <w:color w:val="16A34A"/>
                 <w:sz w:val="16"/>
               </w:rPr>
-              <w:t>—</w:t>
+              <w:t>s01q23, s01q00b, s01q23_autre</w:t>
             </w:r>
           </w:p>
         </w:tc>
@@ -14944,7 +14944,7 @@
                 <w:color w:val="16A34A"/>
                 <w:sz w:val="16"/>
               </w:rPr>
-              <w:t>—</w:t>
+              <w:t>s01q23, s01q00b, s01q23_autre</w:t>
             </w:r>
           </w:p>
         </w:tc>
@@ -16114,7 +16114,7 @@
                 <w:color w:val="16A34A"/>
                 <w:sz w:val="16"/>
               </w:rPr>
-              <w:t>—</w:t>
+              <w:t>s01q25, s01q29, s01q30, s04q46, s01q00b</w:t>
             </w:r>
           </w:p>
         </w:tc>
@@ -16204,7 +16204,7 @@
                 <w:color w:val="16A34A"/>
                 <w:sz w:val="16"/>
               </w:rPr>
-              <w:t>—</w:t>
+              <w:t>s00q27, s01q03a, s01q03b, s01q03c, s02q04, s03q14, s04q15, s04q16</w:t>
             </w:r>
           </w:p>
         </w:tc>
@@ -16474,7 +16474,7 @@
                 <w:color w:val="16A34A"/>
                 <w:sz w:val="16"/>
               </w:rPr>
-              <w:t>—</w:t>
+              <w:t>s01q25, s01q29, s01q30, s04q46, s01q00b</w:t>
             </w:r>
           </w:p>
         </w:tc>
@@ -16564,7 +16564,7 @@
                 <w:color w:val="16A34A"/>
                 <w:sz w:val="16"/>
               </w:rPr>
-              <w:t>—</w:t>
+              <w:t>s00q27, s01q00a, s01q12, s01q13, s02q04, s03q11, s03q12, s01q01</w:t>
             </w:r>
           </w:p>
         </w:tc>
@@ -16654,7 +16654,7 @@
                 <w:color w:val="16A34A"/>
                 <w:sz w:val="16"/>
               </w:rPr>
-              <w:t>—</w:t>
+              <w:t>s00q14, s00q16, s00q18, s01q39, s01q42__1, s01q42__2, s01q43, s02q04</w:t>
             </w:r>
           </w:p>
         </w:tc>
@@ -16834,7 +16834,7 @@
                 <w:color w:val="16A34A"/>
                 <w:sz w:val="16"/>
               </w:rPr>
-              <w:t>—</w:t>
+              <w:t>s00q07a, s01q54a, s01q54b, s02q20, s02q21, s03q53, s04q21, s04q46</w:t>
             </w:r>
           </w:p>
         </w:tc>
@@ -17014,7 +17014,7 @@
                 <w:color w:val="16A34A"/>
                 <w:sz w:val="16"/>
               </w:rPr>
-              <w:t>—</w:t>
+              <w:t>s01q25, s01q29, s01q30, s04q46, s01q00b</w:t>
             </w:r>
           </w:p>
         </w:tc>
@@ -17104,7 +17104,7 @@
                 <w:color w:val="16A34A"/>
                 <w:sz w:val="16"/>
               </w:rPr>
-              <w:t>—</w:t>
+              <w:t>s00q27, s01q00a, s01q12, s01q13, s02q04, s03q11, s03q12, s01q01</w:t>
             </w:r>
           </w:p>
         </w:tc>
@@ -17374,7 +17374,7 @@
                 <w:color w:val="16A34A"/>
                 <w:sz w:val="16"/>
               </w:rPr>
-              <w:t>—</w:t>
+              <w:t>s00q08, s01q28, s01q29, s01q30, s02q01__2, s02q02__2, s03q20, s04q22</w:t>
             </w:r>
           </w:p>
         </w:tc>
@@ -17464,7 +17464,7 @@
                 <w:color w:val="16A34A"/>
                 <w:sz w:val="16"/>
               </w:rPr>
-              <w:t>—</w:t>
+              <w:t>s00q10, s01q35, s01q36, s01q37, s02q04, s02q15, s03q31, s04q22</w:t>
             </w:r>
           </w:p>
         </w:tc>
@@ -17554,7 +17554,7 @@
                 <w:color w:val="16A34A"/>
                 <w:sz w:val="16"/>
               </w:rPr>
-              <w:t>—</w:t>
+              <w:t>s01q36, s01q38, s04q24, s02q13, s11q35a, s16aq45, s16aq47a</w:t>
             </w:r>
           </w:p>
         </w:tc>
@@ -17644,7 +17644,7 @@
                 <w:color w:val="16A34A"/>
                 <w:sz w:val="16"/>
               </w:rPr>
-              <w:t>—</w:t>
+              <w:t>s01q25, s01q29, s01q30, s04q46, s01q00b</w:t>
             </w:r>
           </w:p>
         </w:tc>
@@ -17734,7 +17734,7 @@
                 <w:color w:val="16A34A"/>
                 <w:sz w:val="16"/>
               </w:rPr>
-              <w:t>—</w:t>
+              <w:t>s00q28, s01q28, s01q29, s01q30, s02q01__1, s02q02__1, s03q19, s04q32</w:t>
             </w:r>
           </w:p>
         </w:tc>
@@ -17914,7 +17914,7 @@
                 <w:color w:val="16A34A"/>
                 <w:sz w:val="16"/>
               </w:rPr>
-              <w:t>—</w:t>
+              <w:t>s00q28, s01q28, s01q29, s01q30, s02q01__1, s02q02__1, s03q19, s04q32</w:t>
             </w:r>
           </w:p>
         </w:tc>
@@ -18004,7 +18004,7 @@
                 <w:color w:val="16A34A"/>
                 <w:sz w:val="16"/>
               </w:rPr>
-              <w:t>—</w:t>
+              <w:t>s00q27, s01q03a, s01q03b, s01q03c, s02q04, s03q14, s04q15, s04q16</w:t>
             </w:r>
           </w:p>
         </w:tc>
@@ -18634,7 +18634,7 @@
                 <w:color w:val="16A34A"/>
                 <w:sz w:val="16"/>
               </w:rPr>
-              <w:t>—</w:t>
+              <w:t>s02q15, s02q20, s02q21, s04q21, s01q00b</w:t>
             </w:r>
           </w:p>
         </w:tc>
@@ -18724,7 +18724,7 @@
                 <w:color w:val="16A34A"/>
                 <w:sz w:val="16"/>
               </w:rPr>
-              <w:t>—</w:t>
+              <w:t>s01q02, s01q12, s01q13, s02q03__2, s03q01, s04q35a, s04q35b, s04q35c</w:t>
             </w:r>
           </w:p>
         </w:tc>
@@ -18814,7 +18814,7 @@
                 <w:color w:val="16A34A"/>
                 <w:sz w:val="16"/>
               </w:rPr>
-              <w:t>—</w:t>
+              <w:t>s01q64, s00q04, s02q20, s02q25, s04q17, s04q21, s04q35b, s04q46</w:t>
             </w:r>
           </w:p>
         </w:tc>
@@ -18904,7 +18904,7 @@
                 <w:color w:val="16A34A"/>
                 <w:sz w:val="16"/>
               </w:rPr>
-              <w:t>—</w:t>
+              <w:t>s01q47__7, s02q24, s04q49, s01q00b</w:t>
             </w:r>
           </w:p>
         </w:tc>
@@ -18994,7 +18994,7 @@
                 <w:color w:val="16A34A"/>
                 <w:sz w:val="16"/>
               </w:rPr>
-              <w:t>—</w:t>
+              <w:t>s01q23, s02q23, s03q55, s04q51, s04q67, s06q19, s06q20, s06q22a</w:t>
             </w:r>
           </w:p>
         </w:tc>
@@ -19084,7 +19084,7 @@
                 <w:color w:val="16A34A"/>
                 <w:sz w:val="16"/>
               </w:rPr>
-              <w:t>—</w:t>
+              <w:t>s01q28, s01q29, s01q30, s02q01__1, s02q02__1, s02q03__1, s02q15, s03q18</w:t>
             </w:r>
           </w:p>
         </w:tc>
@@ -19174,7 +19174,7 @@
                 <w:color w:val="16A34A"/>
                 <w:sz w:val="16"/>
               </w:rPr>
-              <w:t>—</w:t>
+              <w:t>s01q28, s01q29, s01q30, s02q01__1, s02q02__1, s02q03__1, s02q15, s03q18</w:t>
             </w:r>
           </w:p>
         </w:tc>
@@ -19264,7 +19264,7 @@
                 <w:color w:val="16A34A"/>
                 <w:sz w:val="16"/>
               </w:rPr>
-              <w:t>—</w:t>
+              <w:t>s01q28, s01q29, s01q30, s02q01__1, s02q02__1, s02q03__1, s02q15, s03q18</w:t>
             </w:r>
           </w:p>
         </w:tc>
@@ -19354,7 +19354,7 @@
                 <w:color w:val="16A34A"/>
                 <w:sz w:val="16"/>
               </w:rPr>
-              <w:t>—</w:t>
+              <w:t>s01q28, s01q29, s01q30, s02q01__1, s02q02__1, s02q03__1, s02q15, s03q18</w:t>
             </w:r>
           </w:p>
         </w:tc>
